--- a/УП П-40 2027/Список тем.docx
+++ b/УП П-40 2027/Список тем.docx
@@ -389,13 +389,7 @@
               <w:t>Склад, продажи, производство</w:t>
             </w:r>
             <w:r>
-              <w:t xml:space="preserve"> (</w:t>
-            </w:r>
-            <w:r>
-              <w:t>Завод «Марс»</w:t>
-            </w:r>
-            <w:r>
-              <w:t>)</w:t>
+              <w:t xml:space="preserve"> (Завод «Марс»)</w:t>
             </w:r>
           </w:p>
         </w:tc>
@@ -457,16 +451,7 @@
           </w:tcPr>
           <w:p>
             <w:r>
-              <w:t>Интернет-магазин</w:t>
-            </w:r>
-            <w:r>
-              <w:t xml:space="preserve"> «В</w:t>
-            </w:r>
-            <w:r>
-              <w:t>се для сада</w:t>
-            </w:r>
-            <w:r>
-              <w:t>»</w:t>
+              <w:t>Интернет-магазин «Все для сада»</w:t>
             </w:r>
           </w:p>
         </w:tc>
@@ -499,6 +484,9 @@
           <w:p>
             <w:r>
               <w:t>Соловьева</w:t>
+            </w:r>
+            <w:r>
+              <w:t>, Сафонова</w:t>
             </w:r>
           </w:p>
         </w:tc>

--- a/УП П-40 2027/Список тем.docx
+++ b/УП П-40 2027/Список тем.docx
@@ -319,8 +319,13 @@
             <w:tcW w:w="3115" w:type="dxa"/>
           </w:tcPr>
           <w:p>
-            <w:r>
-              <w:t>Гавриш (продукты питания)</w:t>
+            <w:proofErr w:type="spellStart"/>
+            <w:r>
+              <w:t>Гавриш</w:t>
+            </w:r>
+            <w:proofErr w:type="spellEnd"/>
+            <w:r>
+              <w:t xml:space="preserve"> (продукты питания)</w:t>
             </w:r>
           </w:p>
         </w:tc>
@@ -398,8 +403,13 @@
             <w:tcW w:w="3115" w:type="dxa"/>
           </w:tcPr>
           <w:p>
-            <w:r>
-              <w:t>Кувалдаев, Рыжов</w:t>
+            <w:proofErr w:type="spellStart"/>
+            <w:r>
+              <w:t>Кувалдаев</w:t>
+            </w:r>
+            <w:proofErr w:type="spellEnd"/>
+            <w:r>
+              <w:t>, Рыжов</w:t>
             </w:r>
           </w:p>
         </w:tc>
@@ -419,7 +429,11 @@
           <w:tcPr>
             <w:tcW w:w="3115" w:type="dxa"/>
           </w:tcPr>
-          <w:p/>
+          <w:p>
+            <w:r>
+              <w:t>Воскресенский, Барсаков</w:t>
+            </w:r>
+          </w:p>
         </w:tc>
       </w:tr>
       <w:tr>
@@ -551,8 +565,13 @@
             <w:tcW w:w="3115" w:type="dxa"/>
           </w:tcPr>
           <w:p>
-            <w:r>
-              <w:t>Шамарин, Морозов</w:t>
+            <w:proofErr w:type="spellStart"/>
+            <w:r>
+              <w:t>Шамарин</w:t>
+            </w:r>
+            <w:proofErr w:type="spellEnd"/>
+            <w:r>
+              <w:t>, Морозов</w:t>
             </w:r>
           </w:p>
         </w:tc>

--- a/УП П-40 2027/Список тем.docx
+++ b/УП П-40 2027/Список тем.docx
@@ -1,6 +1,6 @@
 
 <file path=word/document.xml><?xml version="1.0" encoding="utf-8"?>
-<w:document xmlns:wpc="http://schemas.microsoft.com/office/word/2010/wordprocessingCanvas" xmlns:cx="http://schemas.microsoft.com/office/drawing/2014/chartex" xmlns:cx1="http://schemas.microsoft.com/office/drawing/2015/9/8/chartex" xmlns:cx2="http://schemas.microsoft.com/office/drawing/2015/10/21/chartex" xmlns:cx3="http://schemas.microsoft.com/office/drawing/2016/5/9/chartex" xmlns:cx4="http://schemas.microsoft.com/office/drawing/2016/5/10/chartex" xmlns:cx5="http://schemas.microsoft.com/office/drawing/2016/5/11/chartex" xmlns:cx6="http://schemas.microsoft.com/office/drawing/2016/5/12/chartex" xmlns:cx7="http://schemas.microsoft.com/office/drawing/2016/5/13/chartex" xmlns:cx8="http://schemas.microsoft.com/office/drawing/2016/5/14/chartex" xmlns:mc="http://schemas.openxmlformats.org/markup-compatibility/2006" xmlns:aink="http://schemas.microsoft.com/office/drawing/2016/ink" xmlns:am3d="http://schemas.microsoft.com/office/drawing/2017/model3d" xmlns:o="urn:schemas-microsoft-com:office:office" xmlns:r="http://schemas.openxmlformats.org/officeDocument/2006/relationships" xmlns:m="http://schemas.openxmlformats.org/officeDocument/2006/math" xmlns:v="urn:schemas-microsoft-com:vml" xmlns:wp14="http://schemas.microsoft.com/office/word/2010/wordprocessingDrawing" xmlns:wp="http://schemas.openxmlformats.org/drawingml/2006/wordprocessingDrawing" xmlns:w10="urn:schemas-microsoft-com:office:word" xmlns:w="http://schemas.openxmlformats.org/wordprocessingml/2006/main" xmlns:w14="http://schemas.microsoft.com/office/word/2010/wordml" xmlns:w15="http://schemas.microsoft.com/office/word/2012/wordml" xmlns:w16cex="http://schemas.microsoft.com/office/word/2018/wordml/cex" xmlns:w16cid="http://schemas.microsoft.com/office/word/2016/wordml/cid" xmlns:w16="http://schemas.microsoft.com/office/word/2018/wordml" xmlns:w16sdtdh="http://schemas.microsoft.com/office/word/2020/wordml/sdtdatahash" xmlns:w16se="http://schemas.microsoft.com/office/word/2015/wordml/symex" xmlns:wpg="http://schemas.microsoft.com/office/word/2010/wordprocessingGroup" xmlns:wpi="http://schemas.microsoft.com/office/word/2010/wordprocessingInk" xmlns:wne="http://schemas.microsoft.com/office/word/2006/wordml" xmlns:wps="http://schemas.microsoft.com/office/word/2010/wordprocessingShape" mc:Ignorable="w14 w15 w16se w16cid w16 w16cex w16sdtdh wp14">
+<w:document xmlns:wpc="http://schemas.microsoft.com/office/word/2010/wordprocessingCanvas" xmlns:cx="http://schemas.microsoft.com/office/drawing/2014/chartex" xmlns:cx1="http://schemas.microsoft.com/office/drawing/2015/9/8/chartex" xmlns:mc="http://schemas.openxmlformats.org/markup-compatibility/2006" xmlns:o="urn:schemas-microsoft-com:office:office" xmlns:r="http://schemas.openxmlformats.org/officeDocument/2006/relationships" xmlns:m="http://schemas.openxmlformats.org/officeDocument/2006/math" xmlns:v="urn:schemas-microsoft-com:vml" xmlns:wp14="http://schemas.microsoft.com/office/word/2010/wordprocessingDrawing" xmlns:wp="http://schemas.openxmlformats.org/drawingml/2006/wordprocessingDrawing" xmlns:w10="urn:schemas-microsoft-com:office:word" xmlns:w="http://schemas.openxmlformats.org/wordprocessingml/2006/main" xmlns:w14="http://schemas.microsoft.com/office/word/2010/wordml" xmlns:w15="http://schemas.microsoft.com/office/word/2012/wordml" xmlns:w16se="http://schemas.microsoft.com/office/word/2015/wordml/symex" xmlns:wpg="http://schemas.microsoft.com/office/word/2010/wordprocessingGroup" xmlns:wpi="http://schemas.microsoft.com/office/word/2010/wordprocessingInk" xmlns:wne="http://schemas.microsoft.com/office/word/2006/wordml" xmlns:wps="http://schemas.microsoft.com/office/word/2010/wordprocessingShape" mc:Ignorable="w14 w15 w16se wp14">
   <w:body>
     <w:tbl>
       <w:tblPr>
@@ -9,8 +9,9 @@
         <w:tblLook w:val="04A0" w:firstRow="1" w:lastRow="0" w:firstColumn="1" w:lastColumn="0" w:noHBand="0" w:noVBand="1"/>
       </w:tblPr>
       <w:tblGrid>
-        <w:gridCol w:w="3115"/>
-        <w:gridCol w:w="3115"/>
+        <w:gridCol w:w="2505"/>
+        <w:gridCol w:w="2466"/>
+        <w:gridCol w:w="4374"/>
       </w:tblGrid>
       <w:tr>
         <w:tc>
@@ -18,6 +19,73 @@
             <w:tcW w:w="3115" w:type="dxa"/>
           </w:tcPr>
           <w:p>
+            <w:pPr>
+              <w:jc w:val="center"/>
+              <w:rPr>
+                <w:b/>
+                <w:bCs/>
+              </w:rPr>
+            </w:pPr>
+            <w:r>
+              <w:rPr>
+                <w:b/>
+                <w:bCs/>
+              </w:rPr>
+              <w:t>Тема</w:t>
+            </w:r>
+          </w:p>
+        </w:tc>
+        <w:tc>
+          <w:tcPr>
+            <w:tcW w:w="3115" w:type="dxa"/>
+          </w:tcPr>
+          <w:p>
+            <w:pPr>
+              <w:jc w:val="center"/>
+              <w:rPr>
+                <w:b/>
+                <w:bCs/>
+              </w:rPr>
+            </w:pPr>
+            <w:r>
+              <w:rPr>
+                <w:b/>
+                <w:bCs/>
+              </w:rPr>
+              <w:t>Студенты</w:t>
+            </w:r>
+          </w:p>
+        </w:tc>
+        <w:tc>
+          <w:tcPr>
+            <w:tcW w:w="3115" w:type="dxa"/>
+          </w:tcPr>
+          <w:p>
+            <w:pPr>
+              <w:jc w:val="center"/>
+              <w:rPr>
+                <w:b/>
+                <w:bCs/>
+              </w:rPr>
+            </w:pPr>
+            <w:proofErr w:type="spellStart"/>
+            <w:r>
+              <w:rPr>
+                <w:b/>
+                <w:bCs/>
+              </w:rPr>
+              <w:t>Репозиторий</w:t>
+            </w:r>
+            <w:proofErr w:type="spellEnd"/>
+          </w:p>
+        </w:tc>
+      </w:tr>
+      <w:tr>
+        <w:tc>
+          <w:tcPr>
+            <w:tcW w:w="3115" w:type="dxa"/>
+          </w:tcPr>
+          <w:p>
             <w:r>
               <w:t>Система учета успеваемости студентов</w:t>
             </w:r>
@@ -29,21 +97,21 @@
           </w:tcPr>
           <w:p/>
         </w:tc>
-      </w:tr>
-      <w:tr>
-        <w:tc>
-          <w:tcPr>
-            <w:tcW w:w="3115" w:type="dxa"/>
-          </w:tcPr>
-          <w:p>
-            <w:r>
-              <w:t>Аптека (</w:t>
-            </w:r>
-            <w:r>
-              <w:t>Интернет-магазин</w:t>
-            </w:r>
-            <w:r>
-              <w:t>)</w:t>
+        <w:tc>
+          <w:tcPr>
+            <w:tcW w:w="3115" w:type="dxa"/>
+          </w:tcPr>
+          <w:p/>
+        </w:tc>
+      </w:tr>
+      <w:tr>
+        <w:tc>
+          <w:tcPr>
+            <w:tcW w:w="3115" w:type="dxa"/>
+          </w:tcPr>
+          <w:p>
+            <w:r>
+              <w:t>Антиквариат (Интернет-магазин)</w:t>
             </w:r>
           </w:p>
         </w:tc>
@@ -57,6 +125,16 @@
             </w:r>
           </w:p>
         </w:tc>
+        <w:tc>
+          <w:tcPr>
+            <w:tcW w:w="3115" w:type="dxa"/>
+          </w:tcPr>
+          <w:p>
+            <w:r>
+              <w:t>https://github.com/Irina1915</w:t>
+            </w:r>
+          </w:p>
+        </w:tc>
       </w:tr>
       <w:tr>
         <w:tc>
@@ -75,6 +153,12 @@
           </w:tcPr>
           <w:p/>
         </w:tc>
+        <w:tc>
+          <w:tcPr>
+            <w:tcW w:w="3115" w:type="dxa"/>
+          </w:tcPr>
+          <w:p/>
+        </w:tc>
       </w:tr>
       <w:tr>
         <w:tc>
@@ -97,6 +181,12 @@
             </w:r>
           </w:p>
         </w:tc>
+        <w:tc>
+          <w:tcPr>
+            <w:tcW w:w="3115" w:type="dxa"/>
+          </w:tcPr>
+          <w:p/>
+        </w:tc>
       </w:tr>
       <w:tr>
         <w:tc>
@@ -115,6 +205,12 @@
           </w:tcPr>
           <w:p/>
         </w:tc>
+        <w:tc>
+          <w:tcPr>
+            <w:tcW w:w="3115" w:type="dxa"/>
+          </w:tcPr>
+          <w:p/>
+        </w:tc>
       </w:tr>
       <w:tr>
         <w:tc>
@@ -131,7 +227,24 @@
           <w:tcPr>
             <w:tcW w:w="3115" w:type="dxa"/>
           </w:tcPr>
-          <w:p/>
+          <w:p>
+            <w:r>
+              <w:t>Буренина, Калюжный</w:t>
+            </w:r>
+          </w:p>
+        </w:tc>
+        <w:tc>
+          <w:tcPr>
+            <w:tcW w:w="3115" w:type="dxa"/>
+          </w:tcPr>
+          <w:p>
+            <w:r>
+              <w:t>https://github.com/Kalyuzhni</w:t>
+            </w:r>
+            <w:r>
+              <w:t>yArtjom/YP01-Restaurant-Javahk-</w:t>
+            </w:r>
+          </w:p>
         </w:tc>
       </w:tr>
       <w:tr>
@@ -144,6 +257,12 @@
               <w:t>Банк</w:t>
             </w:r>
           </w:p>
+        </w:tc>
+        <w:tc>
+          <w:tcPr>
+            <w:tcW w:w="3115" w:type="dxa"/>
+          </w:tcPr>
+          <w:p/>
         </w:tc>
         <w:tc>
           <w:tcPr>
@@ -173,11 +292,13 @@
           <w:tcPr>
             <w:tcW w:w="3115" w:type="dxa"/>
           </w:tcPr>
-          <w:p>
-            <w:r>
-              <w:t>Смирнов</w:t>
-            </w:r>
-          </w:p>
+          <w:p/>
+        </w:tc>
+        <w:tc>
+          <w:tcPr>
+            <w:tcW w:w="3115" w:type="dxa"/>
+          </w:tcPr>
+          <w:p/>
         </w:tc>
       </w:tr>
       <w:tr>
@@ -197,6 +318,12 @@
           </w:tcPr>
           <w:p/>
         </w:tc>
+        <w:tc>
+          <w:tcPr>
+            <w:tcW w:w="3115" w:type="dxa"/>
+          </w:tcPr>
+          <w:p/>
+        </w:tc>
       </w:tr>
       <w:tr>
         <w:tc>
@@ -214,18 +341,6 @@
             <w:tcW w:w="3115" w:type="dxa"/>
           </w:tcPr>
           <w:p/>
-        </w:tc>
-      </w:tr>
-      <w:tr>
-        <w:tc>
-          <w:tcPr>
-            <w:tcW w:w="3115" w:type="dxa"/>
-          </w:tcPr>
-          <w:p>
-            <w:r>
-              <w:t>Больница</w:t>
-            </w:r>
-          </w:p>
         </w:tc>
         <w:tc>
           <w:tcPr>
@@ -246,6 +361,41 @@
               </w:rPr>
             </w:pPr>
             <w:r>
+              <w:t>Больница</w:t>
+            </w:r>
+            <w:r>
+              <w:rPr>
+                <w:lang w:val="en-US"/>
+              </w:rPr>
+              <w:t xml:space="preserve"> </w:t>
+            </w:r>
+          </w:p>
+        </w:tc>
+        <w:tc>
+          <w:tcPr>
+            <w:tcW w:w="3115" w:type="dxa"/>
+          </w:tcPr>
+          <w:p/>
+        </w:tc>
+        <w:tc>
+          <w:tcPr>
+            <w:tcW w:w="3115" w:type="dxa"/>
+          </w:tcPr>
+          <w:p/>
+        </w:tc>
+      </w:tr>
+      <w:tr>
+        <w:tc>
+          <w:tcPr>
+            <w:tcW w:w="3115" w:type="dxa"/>
+          </w:tcPr>
+          <w:p>
+            <w:pPr>
+              <w:rPr>
+                <w:lang w:val="en-US"/>
+              </w:rPr>
+            </w:pPr>
+            <w:r>
               <w:t>Салон красоты (</w:t>
             </w:r>
             <w:r>
@@ -266,6 +416,16 @@
             </w:r>
           </w:p>
         </w:tc>
+        <w:tc>
+          <w:tcPr>
+            <w:tcW w:w="3115" w:type="dxa"/>
+          </w:tcPr>
+          <w:p>
+            <w:r>
+              <w:t>https://github.com/kirakuleschova-coder/-Beauty_Salon</w:t>
+            </w:r>
+          </w:p>
+        </w:tc>
       </w:tr>
       <w:tr>
         <w:tc>
@@ -284,6 +444,12 @@
           </w:tcPr>
           <w:p/>
         </w:tc>
+        <w:tc>
+          <w:tcPr>
+            <w:tcW w:w="3115" w:type="dxa"/>
+          </w:tcPr>
+          <w:p/>
+        </w:tc>
       </w:tr>
       <w:tr>
         <w:tc>
@@ -302,6 +468,12 @@
           </w:tcPr>
           <w:p/>
         </w:tc>
+        <w:tc>
+          <w:tcPr>
+            <w:tcW w:w="3115" w:type="dxa"/>
+          </w:tcPr>
+          <w:p/>
+        </w:tc>
       </w:tr>
       <w:tr>
         <w:tc>
@@ -329,6 +501,12 @@
             </w:r>
           </w:p>
         </w:tc>
+        <w:tc>
+          <w:tcPr>
+            <w:tcW w:w="3115" w:type="dxa"/>
+          </w:tcPr>
+          <w:p/>
+        </w:tc>
       </w:tr>
       <w:tr>
         <w:tc>
@@ -347,6 +525,12 @@
           </w:tcPr>
           <w:p/>
         </w:tc>
+        <w:tc>
+          <w:tcPr>
+            <w:tcW w:w="3115" w:type="dxa"/>
+          </w:tcPr>
+          <w:p/>
+        </w:tc>
       </w:tr>
       <w:tr>
         <w:tc>
@@ -365,6 +549,12 @@
           </w:tcPr>
           <w:p/>
         </w:tc>
+        <w:tc>
+          <w:tcPr>
+            <w:tcW w:w="3115" w:type="dxa"/>
+          </w:tcPr>
+          <w:p/>
+        </w:tc>
       </w:tr>
       <w:tr>
         <w:tc>
@@ -383,18 +573,21 @@
           </w:tcPr>
           <w:p/>
         </w:tc>
-      </w:tr>
-      <w:tr>
-        <w:tc>
-          <w:tcPr>
-            <w:tcW w:w="3115" w:type="dxa"/>
-          </w:tcPr>
-          <w:p>
-            <w:r>
-              <w:t>Склад, продажи, производство</w:t>
-            </w:r>
-            <w:r>
-              <w:t xml:space="preserve"> (Завод «Марс»)</w:t>
+        <w:tc>
+          <w:tcPr>
+            <w:tcW w:w="3115" w:type="dxa"/>
+          </w:tcPr>
+          <w:p/>
+        </w:tc>
+      </w:tr>
+      <w:tr>
+        <w:tc>
+          <w:tcPr>
+            <w:tcW w:w="3115" w:type="dxa"/>
+          </w:tcPr>
+          <w:p>
+            <w:r>
+              <w:t>Склад, продажи, производство (Завод «Марс»)</w:t>
             </w:r>
           </w:p>
         </w:tc>
@@ -413,6 +606,18 @@
             </w:r>
           </w:p>
         </w:tc>
+        <w:tc>
+          <w:tcPr>
+            <w:tcW w:w="3115" w:type="dxa"/>
+          </w:tcPr>
+          <w:p>
+            <w:r>
+              <w:t>https://github.com/qwizza/UP01_Mars</w:t>
+            </w:r>
+          </w:p>
+        </w:tc>
+        <w:bookmarkStart w:id="0" w:name="_GoBack"/>
+        <w:bookmarkEnd w:id="0"/>
       </w:tr>
       <w:tr>
         <w:tc>
@@ -431,8 +636,39 @@
           </w:tcPr>
           <w:p>
             <w:r>
-              <w:t>Воскресенский, Барсаков</w:t>
-            </w:r>
+              <w:t>Барсаков, Воскресенский</w:t>
+            </w:r>
+          </w:p>
+        </w:tc>
+        <w:tc>
+          <w:tcPr>
+            <w:tcW w:w="3115" w:type="dxa"/>
+          </w:tcPr>
+          <w:p>
+            <w:hyperlink r:id="rId4" w:history="1">
+              <w:proofErr w:type="spellStart"/>
+              <w:r>
+                <w:rPr>
+                  <w:rStyle w:val="a4"/>
+                </w:rPr>
+                <w:t>cigerf</w:t>
+              </w:r>
+              <w:proofErr w:type="spellEnd"/>
+              <w:r>
+                <w:rPr>
+                  <w:rStyle w:val="a4"/>
+                </w:rPr>
+                <w:t>/</w:t>
+              </w:r>
+              <w:proofErr w:type="spellStart"/>
+              <w:r>
+                <w:rPr>
+                  <w:rStyle w:val="a4"/>
+                </w:rPr>
+                <w:t>ComputerClub</w:t>
+              </w:r>
+              <w:proofErr w:type="spellEnd"/>
+            </w:hyperlink>
           </w:p>
         </w:tc>
       </w:tr>
@@ -453,8 +689,37 @@
           </w:tcPr>
           <w:p>
             <w:r>
-              <w:t>Андрианов</w:t>
-            </w:r>
+              <w:t>Андрианов, Смирнов</w:t>
+            </w:r>
+          </w:p>
+        </w:tc>
+        <w:tc>
+          <w:tcPr>
+            <w:tcW w:w="3115" w:type="dxa"/>
+          </w:tcPr>
+          <w:p>
+            <w:hyperlink r:id="rId5" w:history="1">
+              <w:r>
+                <w:rPr>
+                  <w:rStyle w:val="a4"/>
+                </w:rPr>
+                <w:t>vlad463-ai/</w:t>
+              </w:r>
+              <w:proofErr w:type="spellStart"/>
+              <w:r>
+                <w:rPr>
+                  <w:rStyle w:val="a4"/>
+                </w:rPr>
+                <w:t>carsharing</w:t>
+              </w:r>
+              <w:proofErr w:type="spellEnd"/>
+              <w:r>
+                <w:rPr>
+                  <w:rStyle w:val="a4"/>
+                </w:rPr>
+                <w:t>: Общий проект Андрианова и Смирнова</w:t>
+              </w:r>
+            </w:hyperlink>
           </w:p>
         </w:tc>
       </w:tr>
@@ -475,7 +740,23 @@
           </w:tcPr>
           <w:p>
             <w:r>
-              <w:t>Березкин</w:t>
+              <w:t>Бер</w:t>
+            </w:r>
+            <w:r>
+              <w:t>ё</w:t>
+            </w:r>
+            <w:r>
+              <w:t>зкин</w:t>
+            </w:r>
+          </w:p>
+        </w:tc>
+        <w:tc>
+          <w:tcPr>
+            <w:tcW w:w="3115" w:type="dxa"/>
+          </w:tcPr>
+          <w:p>
+            <w:r>
+              <w:t>https://github.com/EgorBerezkin/GardenStore</w:t>
             </w:r>
           </w:p>
         </w:tc>
@@ -504,6 +785,37 @@
             </w:r>
           </w:p>
         </w:tc>
+        <w:tc>
+          <w:tcPr>
+            <w:tcW w:w="3115" w:type="dxa"/>
+          </w:tcPr>
+          <w:p>
+            <w:hyperlink r:id="rId6" w:history="1">
+              <w:proofErr w:type="spellStart"/>
+              <w:r>
+                <w:rPr>
+                  <w:rStyle w:val="a4"/>
+                </w:rPr>
+                <w:t>qwlsol</w:t>
+              </w:r>
+              <w:proofErr w:type="spellEnd"/>
+              <w:r>
+                <w:rPr>
+                  <w:rStyle w:val="a4"/>
+                </w:rPr>
+                <w:t>/</w:t>
+              </w:r>
+              <w:proofErr w:type="spellStart"/>
+              <w:r>
+                <w:rPr>
+                  <w:rStyle w:val="a4"/>
+                </w:rPr>
+                <w:t>ShelterForHomelessAnimals</w:t>
+              </w:r>
+              <w:proofErr w:type="spellEnd"/>
+            </w:hyperlink>
+          </w:p>
+        </w:tc>
       </w:tr>
       <w:tr>
         <w:tc>
@@ -526,6 +838,12 @@
             </w:r>
           </w:p>
         </w:tc>
+        <w:tc>
+          <w:tcPr>
+            <w:tcW w:w="3115" w:type="dxa"/>
+          </w:tcPr>
+          <w:p/>
+        </w:tc>
       </w:tr>
       <w:tr>
         <w:tc>
@@ -548,31 +866,93 @@
             </w:r>
           </w:p>
         </w:tc>
-      </w:tr>
-      <w:tr>
-        <w:tc>
-          <w:tcPr>
-            <w:tcW w:w="3115" w:type="dxa"/>
-          </w:tcPr>
-          <w:p>
-            <w:r>
-              <w:t>Бюро находок</w:t>
-            </w:r>
-          </w:p>
-        </w:tc>
-        <w:tc>
-          <w:tcPr>
-            <w:tcW w:w="3115" w:type="dxa"/>
-          </w:tcPr>
-          <w:p>
+        <w:tc>
+          <w:tcPr>
+            <w:tcW w:w="3115" w:type="dxa"/>
+          </w:tcPr>
+          <w:p>
+            <w:hyperlink r:id="rId7" w:history="1">
+              <w:proofErr w:type="spellStart"/>
+              <w:r>
+                <w:rPr>
+                  <w:rStyle w:val="a4"/>
+                </w:rPr>
+                <w:t>Viatlyyy</w:t>
+              </w:r>
+              <w:proofErr w:type="spellEnd"/>
+              <w:r>
+                <w:rPr>
+                  <w:rStyle w:val="a4"/>
+                </w:rPr>
+                <w:t>/</w:t>
+              </w:r>
+              <w:proofErr w:type="spellStart"/>
+              <w:r>
+                <w:rPr>
+                  <w:rStyle w:val="a4"/>
+                </w:rPr>
+                <w:t>ROBINxBLOCK-ShoeStore</w:t>
+              </w:r>
+              <w:proofErr w:type="spellEnd"/>
+            </w:hyperlink>
+          </w:p>
+        </w:tc>
+      </w:tr>
+      <w:tr>
+        <w:tc>
+          <w:tcPr>
+            <w:tcW w:w="3115" w:type="dxa"/>
+          </w:tcPr>
+          <w:p>
+            <w:r>
+              <w:t xml:space="preserve">Контроль технического состояния </w:t>
+            </w:r>
             <w:proofErr w:type="spellStart"/>
             <w:r>
+              <w:t>Каршеринговых</w:t>
+            </w:r>
+            <w:proofErr w:type="spellEnd"/>
+            <w:r>
+              <w:t xml:space="preserve"> авто</w:t>
+            </w:r>
+          </w:p>
+        </w:tc>
+        <w:tc>
+          <w:tcPr>
+            <w:tcW w:w="3115" w:type="dxa"/>
+          </w:tcPr>
+          <w:p>
+            <w:proofErr w:type="spellStart"/>
+            <w:r>
               <w:t>Шамарин</w:t>
             </w:r>
             <w:proofErr w:type="spellEnd"/>
             <w:r>
               <w:t>, Морозов</w:t>
             </w:r>
+          </w:p>
+        </w:tc>
+        <w:tc>
+          <w:tcPr>
+            <w:tcW w:w="3115" w:type="dxa"/>
+          </w:tcPr>
+          <w:p>
+            <w:hyperlink r:id="rId8" w:history="1">
+              <w:r>
+                <w:rPr>
+                  <w:rStyle w:val="a4"/>
+                </w:rPr>
+                <w:t>Moroz07/</w:t>
+              </w:r>
+              <w:proofErr w:type="spellStart"/>
+              <w:r>
+                <w:rPr>
+                  <w:rStyle w:val="a4"/>
+                </w:rPr>
+                <w:t>Project_Control_StateCar</w:t>
+              </w:r>
+              <w:proofErr w:type="spellEnd"/>
+            </w:hyperlink>
           </w:p>
         </w:tc>
       </w:tr>
@@ -589,7 +969,7 @@
 </file>
 
 <file path=word/styles.xml><?xml version="1.0" encoding="utf-8"?>
-<w:styles xmlns:mc="http://schemas.openxmlformats.org/markup-compatibility/2006" xmlns:r="http://schemas.openxmlformats.org/officeDocument/2006/relationships" xmlns:w="http://schemas.openxmlformats.org/wordprocessingml/2006/main" xmlns:w14="http://schemas.microsoft.com/office/word/2010/wordml" xmlns:w15="http://schemas.microsoft.com/office/word/2012/wordml" xmlns:w16cex="http://schemas.microsoft.com/office/word/2018/wordml/cex" xmlns:w16cid="http://schemas.microsoft.com/office/word/2016/wordml/cid" xmlns:w16="http://schemas.microsoft.com/office/word/2018/wordml" xmlns:w16sdtdh="http://schemas.microsoft.com/office/word/2020/wordml/sdtdatahash" xmlns:w16se="http://schemas.microsoft.com/office/word/2015/wordml/symex" mc:Ignorable="w14 w15 w16se w16cid w16 w16cex w16sdtdh">
+<w:styles xmlns:mc="http://schemas.openxmlformats.org/markup-compatibility/2006" xmlns:r="http://schemas.openxmlformats.org/officeDocument/2006/relationships" xmlns:w="http://schemas.openxmlformats.org/wordprocessingml/2006/main" xmlns:w14="http://schemas.microsoft.com/office/word/2010/wordml" xmlns:w15="http://schemas.microsoft.com/office/word/2012/wordml" xmlns:w16se="http://schemas.microsoft.com/office/word/2015/wordml/symex" mc:Ignorable="w14 w15 w16se">
   <w:docDefaults>
     <w:rPrDefault>
       <w:rPr>
@@ -607,7 +987,7 @@
       </w:pPr>
     </w:pPrDefault>
   </w:docDefaults>
-  <w:latentStyles w:defLockedState="0" w:defUIPriority="99" w:defSemiHidden="0" w:defUnhideWhenUsed="0" w:defQFormat="0" w:count="376">
+  <w:latentStyles w:defLockedState="0" w:defUIPriority="99" w:defSemiHidden="0" w:defUnhideWhenUsed="0" w:defQFormat="0" w:count="371">
     <w:lsdException w:name="Normal" w:uiPriority="0" w:qFormat="1"/>
     <w:lsdException w:name="heading 1" w:uiPriority="9" w:qFormat="1"/>
     <w:lsdException w:name="heading 2" w:semiHidden="1" w:uiPriority="9" w:unhideWhenUsed="1" w:qFormat="1"/>
@@ -979,11 +1359,6 @@
     <w:lsdException w:name="List Table 5 Dark Accent 6" w:uiPriority="50"/>
     <w:lsdException w:name="List Table 6 Colorful Accent 6" w:uiPriority="51"/>
     <w:lsdException w:name="List Table 7 Colorful Accent 6" w:uiPriority="52"/>
-    <w:lsdException w:name="Mention" w:semiHidden="1" w:unhideWhenUsed="1"/>
-    <w:lsdException w:name="Smart Hyperlink" w:semiHidden="1" w:unhideWhenUsed="1"/>
-    <w:lsdException w:name="Hashtag" w:semiHidden="1" w:unhideWhenUsed="1"/>
-    <w:lsdException w:name="Unresolved Mention" w:semiHidden="1" w:unhideWhenUsed="1"/>
-    <w:lsdException w:name="Smart Link" w:semiHidden="1" w:unhideWhenUsed="1"/>
   </w:latentStyles>
   <w:style w:type="paragraph" w:default="1" w:styleId="a">
     <w:name w:val="Normal"/>
@@ -1034,6 +1409,41 @@
         <w:insideV w:val="single" w:sz="4" w:space="0" w:color="auto"/>
       </w:tblBorders>
     </w:tblPr>
+  </w:style>
+  <w:style w:type="character" w:styleId="a4">
+    <w:name w:val="Hyperlink"/>
+    <w:basedOn w:val="a0"/>
+    <w:uiPriority w:val="99"/>
+    <w:unhideWhenUsed/>
+    <w:rsid w:val="0014467C"/>
+    <w:rPr>
+      <w:color w:val="0563C1" w:themeColor="hyperlink"/>
+      <w:u w:val="single"/>
+    </w:rPr>
+  </w:style>
+  <w:style w:type="character" w:customStyle="1" w:styleId="1">
+    <w:name w:val="Неразрешенное упоминание1"/>
+    <w:basedOn w:val="a0"/>
+    <w:uiPriority w:val="99"/>
+    <w:semiHidden/>
+    <w:unhideWhenUsed/>
+    <w:rsid w:val="0014467C"/>
+    <w:rPr>
+      <w:color w:val="605E5C"/>
+      <w:shd w:val="clear" w:color="auto" w:fill="E1DFDD"/>
+    </w:rPr>
+  </w:style>
+  <w:style w:type="character" w:customStyle="1" w:styleId="2">
+    <w:name w:val="Неразрешенное упоминание2"/>
+    <w:basedOn w:val="a0"/>
+    <w:uiPriority w:val="99"/>
+    <w:semiHidden/>
+    <w:unhideWhenUsed/>
+    <w:rsid w:val="00132EFA"/>
+    <w:rPr>
+      <w:color w:val="605E5C"/>
+      <w:shd w:val="clear" w:color="auto" w:fill="E1DFDD"/>
+    </w:rPr>
   </w:style>
 </w:styles>
 </file>

--- a/УП П-40 2027/Список тем.docx
+++ b/УП П-40 2027/Список тем.docx
@@ -9,9 +9,9 @@
         <w:tblLook w:val="04A0" w:firstRow="1" w:lastRow="0" w:firstColumn="1" w:lastColumn="0" w:noHBand="0" w:noVBand="1"/>
       </w:tblPr>
       <w:tblGrid>
-        <w:gridCol w:w="2505"/>
-        <w:gridCol w:w="2466"/>
-        <w:gridCol w:w="4374"/>
+        <w:gridCol w:w="2327"/>
+        <w:gridCol w:w="2266"/>
+        <w:gridCol w:w="4752"/>
       </w:tblGrid>
       <w:tr>
         <w:tc>
@@ -24,12 +24,16 @@
               <w:rPr>
                 <w:b/>
                 <w:bCs/>
+                <w:sz w:val="24"/>
+                <w:szCs w:val="24"/>
               </w:rPr>
             </w:pPr>
             <w:r>
               <w:rPr>
                 <w:b/>
                 <w:bCs/>
+                <w:sz w:val="24"/>
+                <w:szCs w:val="24"/>
               </w:rPr>
               <w:t>Тема</w:t>
             </w:r>
@@ -45,12 +49,16 @@
               <w:rPr>
                 <w:b/>
                 <w:bCs/>
+                <w:sz w:val="24"/>
+                <w:szCs w:val="24"/>
               </w:rPr>
             </w:pPr>
             <w:r>
               <w:rPr>
                 <w:b/>
                 <w:bCs/>
+                <w:sz w:val="24"/>
+                <w:szCs w:val="24"/>
               </w:rPr>
               <w:t>Студенты</w:t>
             </w:r>
@@ -66,6 +74,8 @@
               <w:rPr>
                 <w:b/>
                 <w:bCs/>
+                <w:sz w:val="24"/>
+                <w:szCs w:val="24"/>
               </w:rPr>
             </w:pPr>
             <w:proofErr w:type="spellStart"/>
@@ -73,6 +83,8 @@
               <w:rPr>
                 <w:b/>
                 <w:bCs/>
+                <w:sz w:val="24"/>
+                <w:szCs w:val="24"/>
               </w:rPr>
               <w:t>Репозиторий</w:t>
             </w:r>
@@ -86,7 +98,17 @@
             <w:tcW w:w="3115" w:type="dxa"/>
           </w:tcPr>
           <w:p>
-            <w:r>
+            <w:pPr>
+              <w:rPr>
+                <w:sz w:val="24"/>
+                <w:szCs w:val="24"/>
+              </w:rPr>
+            </w:pPr>
+            <w:r>
+              <w:rPr>
+                <w:sz w:val="24"/>
+                <w:szCs w:val="24"/>
+              </w:rPr>
               <w:t>Система учета успеваемости студентов</w:t>
             </w:r>
           </w:p>
@@ -95,22 +117,46 @@
           <w:tcPr>
             <w:tcW w:w="3115" w:type="dxa"/>
           </w:tcPr>
-          <w:p/>
-        </w:tc>
-        <w:tc>
-          <w:tcPr>
-            <w:tcW w:w="3115" w:type="dxa"/>
-          </w:tcPr>
-          <w:p/>
-        </w:tc>
-      </w:tr>
-      <w:tr>
-        <w:tc>
-          <w:tcPr>
-            <w:tcW w:w="3115" w:type="dxa"/>
-          </w:tcPr>
-          <w:p>
-            <w:r>
+          <w:p>
+            <w:pPr>
+              <w:rPr>
+                <w:sz w:val="24"/>
+                <w:szCs w:val="24"/>
+              </w:rPr>
+            </w:pPr>
+          </w:p>
+        </w:tc>
+        <w:tc>
+          <w:tcPr>
+            <w:tcW w:w="3115" w:type="dxa"/>
+          </w:tcPr>
+          <w:p>
+            <w:pPr>
+              <w:rPr>
+                <w:sz w:val="24"/>
+                <w:szCs w:val="24"/>
+              </w:rPr>
+            </w:pPr>
+          </w:p>
+        </w:tc>
+      </w:tr>
+      <w:tr>
+        <w:tc>
+          <w:tcPr>
+            <w:tcW w:w="3115" w:type="dxa"/>
+          </w:tcPr>
+          <w:p>
+            <w:pPr>
+              <w:rPr>
+                <w:sz w:val="24"/>
+                <w:szCs w:val="24"/>
+              </w:rPr>
+            </w:pPr>
+            <w:r>
+              <w:rPr>
+                <w:sz w:val="24"/>
+                <w:szCs w:val="24"/>
+              </w:rPr>
               <w:t>Антиквариат (Интернет-магазин)</w:t>
             </w:r>
           </w:p>
@@ -120,7 +166,17 @@
             <w:tcW w:w="3115" w:type="dxa"/>
           </w:tcPr>
           <w:p>
-            <w:r>
+            <w:pPr>
+              <w:rPr>
+                <w:sz w:val="24"/>
+                <w:szCs w:val="24"/>
+              </w:rPr>
+            </w:pPr>
+            <w:r>
+              <w:rPr>
+                <w:sz w:val="24"/>
+                <w:szCs w:val="24"/>
+              </w:rPr>
               <w:t>Козырева, Будина</w:t>
             </w:r>
           </w:p>
@@ -130,7 +186,17 @@
             <w:tcW w:w="3115" w:type="dxa"/>
           </w:tcPr>
           <w:p>
-            <w:r>
+            <w:pPr>
+              <w:rPr>
+                <w:sz w:val="24"/>
+                <w:szCs w:val="24"/>
+              </w:rPr>
+            </w:pPr>
+            <w:r>
+              <w:rPr>
+                <w:sz w:val="24"/>
+                <w:szCs w:val="24"/>
+              </w:rPr>
               <w:t>https://github.com/Irina1915</w:t>
             </w:r>
           </w:p>
@@ -142,7 +208,17 @@
             <w:tcW w:w="3115" w:type="dxa"/>
           </w:tcPr>
           <w:p>
-            <w:r>
+            <w:pPr>
+              <w:rPr>
+                <w:sz w:val="24"/>
+                <w:szCs w:val="24"/>
+              </w:rPr>
+            </w:pPr>
+            <w:r>
+              <w:rPr>
+                <w:sz w:val="24"/>
+                <w:szCs w:val="24"/>
+              </w:rPr>
               <w:t>Автосалон (учет заявок)</w:t>
             </w:r>
           </w:p>
@@ -151,22 +227,46 @@
           <w:tcPr>
             <w:tcW w:w="3115" w:type="dxa"/>
           </w:tcPr>
-          <w:p/>
-        </w:tc>
-        <w:tc>
-          <w:tcPr>
-            <w:tcW w:w="3115" w:type="dxa"/>
-          </w:tcPr>
-          <w:p/>
-        </w:tc>
-      </w:tr>
-      <w:tr>
-        <w:tc>
-          <w:tcPr>
-            <w:tcW w:w="3115" w:type="dxa"/>
-          </w:tcPr>
-          <w:p>
-            <w:r>
+          <w:p>
+            <w:pPr>
+              <w:rPr>
+                <w:sz w:val="24"/>
+                <w:szCs w:val="24"/>
+              </w:rPr>
+            </w:pPr>
+          </w:p>
+        </w:tc>
+        <w:tc>
+          <w:tcPr>
+            <w:tcW w:w="3115" w:type="dxa"/>
+          </w:tcPr>
+          <w:p>
+            <w:pPr>
+              <w:rPr>
+                <w:sz w:val="24"/>
+                <w:szCs w:val="24"/>
+              </w:rPr>
+            </w:pPr>
+          </w:p>
+        </w:tc>
+      </w:tr>
+      <w:tr>
+        <w:tc>
+          <w:tcPr>
+            <w:tcW w:w="3115" w:type="dxa"/>
+          </w:tcPr>
+          <w:p>
+            <w:pPr>
+              <w:rPr>
+                <w:sz w:val="24"/>
+                <w:szCs w:val="24"/>
+              </w:rPr>
+            </w:pPr>
+            <w:r>
+              <w:rPr>
+                <w:sz w:val="24"/>
+                <w:szCs w:val="24"/>
+              </w:rPr>
               <w:t>Спорт. школа</w:t>
             </w:r>
           </w:p>
@@ -176,7 +276,17 @@
             <w:tcW w:w="3115" w:type="dxa"/>
           </w:tcPr>
           <w:p>
-            <w:r>
+            <w:pPr>
+              <w:rPr>
+                <w:sz w:val="24"/>
+                <w:szCs w:val="24"/>
+              </w:rPr>
+            </w:pPr>
+            <w:r>
+              <w:rPr>
+                <w:sz w:val="24"/>
+                <w:szCs w:val="24"/>
+              </w:rPr>
               <w:t>Бородин, Лемехов</w:t>
             </w:r>
           </w:p>
@@ -185,16 +295,33 @@
           <w:tcPr>
             <w:tcW w:w="3115" w:type="dxa"/>
           </w:tcPr>
-          <w:p/>
-        </w:tc>
-      </w:tr>
-      <w:tr>
-        <w:tc>
-          <w:tcPr>
-            <w:tcW w:w="3115" w:type="dxa"/>
-          </w:tcPr>
-          <w:p>
-            <w:r>
+          <w:p>
+            <w:pPr>
+              <w:rPr>
+                <w:sz w:val="24"/>
+                <w:szCs w:val="24"/>
+              </w:rPr>
+            </w:pPr>
+          </w:p>
+        </w:tc>
+      </w:tr>
+      <w:tr>
+        <w:tc>
+          <w:tcPr>
+            <w:tcW w:w="3115" w:type="dxa"/>
+          </w:tcPr>
+          <w:p>
+            <w:pPr>
+              <w:rPr>
+                <w:sz w:val="24"/>
+                <w:szCs w:val="24"/>
+              </w:rPr>
+            </w:pPr>
+            <w:r>
+              <w:rPr>
+                <w:sz w:val="24"/>
+                <w:szCs w:val="24"/>
+              </w:rPr>
               <w:t>Конфигуратор компьютерных компонентов</w:t>
             </w:r>
           </w:p>
@@ -203,22 +330,46 @@
           <w:tcPr>
             <w:tcW w:w="3115" w:type="dxa"/>
           </w:tcPr>
-          <w:p/>
-        </w:tc>
-        <w:tc>
-          <w:tcPr>
-            <w:tcW w:w="3115" w:type="dxa"/>
-          </w:tcPr>
-          <w:p/>
-        </w:tc>
-      </w:tr>
-      <w:tr>
-        <w:tc>
-          <w:tcPr>
-            <w:tcW w:w="3115" w:type="dxa"/>
-          </w:tcPr>
-          <w:p>
-            <w:r>
+          <w:p>
+            <w:pPr>
+              <w:rPr>
+                <w:sz w:val="24"/>
+                <w:szCs w:val="24"/>
+              </w:rPr>
+            </w:pPr>
+          </w:p>
+        </w:tc>
+        <w:tc>
+          <w:tcPr>
+            <w:tcW w:w="3115" w:type="dxa"/>
+          </w:tcPr>
+          <w:p>
+            <w:pPr>
+              <w:rPr>
+                <w:sz w:val="24"/>
+                <w:szCs w:val="24"/>
+              </w:rPr>
+            </w:pPr>
+          </w:p>
+        </w:tc>
+      </w:tr>
+      <w:tr>
+        <w:tc>
+          <w:tcPr>
+            <w:tcW w:w="3115" w:type="dxa"/>
+          </w:tcPr>
+          <w:p>
+            <w:pPr>
+              <w:rPr>
+                <w:sz w:val="24"/>
+                <w:szCs w:val="24"/>
+              </w:rPr>
+            </w:pPr>
+            <w:r>
+              <w:rPr>
+                <w:sz w:val="24"/>
+                <w:szCs w:val="24"/>
+              </w:rPr>
               <w:t>Ресторан</w:t>
             </w:r>
           </w:p>
@@ -228,7 +379,17 @@
             <w:tcW w:w="3115" w:type="dxa"/>
           </w:tcPr>
           <w:p>
-            <w:r>
+            <w:pPr>
+              <w:rPr>
+                <w:sz w:val="24"/>
+                <w:szCs w:val="24"/>
+              </w:rPr>
+            </w:pPr>
+            <w:r>
+              <w:rPr>
+                <w:sz w:val="24"/>
+                <w:szCs w:val="24"/>
+              </w:rPr>
               <w:t>Буренина, Калюжный</w:t>
             </w:r>
           </w:p>
@@ -238,22 +399,39 @@
             <w:tcW w:w="3115" w:type="dxa"/>
           </w:tcPr>
           <w:p>
-            <w:r>
-              <w:t>https://github.com/Kalyuzhni</w:t>
-            </w:r>
-            <w:r>
-              <w:t>yArtjom/YP01-Restaurant-Javahk-</w:t>
-            </w:r>
-          </w:p>
-        </w:tc>
-      </w:tr>
-      <w:tr>
-        <w:tc>
-          <w:tcPr>
-            <w:tcW w:w="3115" w:type="dxa"/>
-          </w:tcPr>
-          <w:p>
-            <w:r>
+            <w:pPr>
+              <w:rPr>
+                <w:sz w:val="24"/>
+                <w:szCs w:val="24"/>
+              </w:rPr>
+            </w:pPr>
+            <w:r>
+              <w:rPr>
+                <w:sz w:val="24"/>
+                <w:szCs w:val="24"/>
+              </w:rPr>
+              <w:t>https://github.com/KalyuzhniyArtjom/YP01-Restaurant-Javahk-</w:t>
+            </w:r>
+          </w:p>
+        </w:tc>
+      </w:tr>
+      <w:tr>
+        <w:tc>
+          <w:tcPr>
+            <w:tcW w:w="3115" w:type="dxa"/>
+          </w:tcPr>
+          <w:p>
+            <w:pPr>
+              <w:rPr>
+                <w:sz w:val="24"/>
+                <w:szCs w:val="24"/>
+              </w:rPr>
+            </w:pPr>
+            <w:r>
+              <w:rPr>
+                <w:sz w:val="24"/>
+                <w:szCs w:val="24"/>
+              </w:rPr>
               <w:t>Банк</w:t>
             </w:r>
           </w:p>
@@ -262,26 +440,52 @@
           <w:tcPr>
             <w:tcW w:w="3115" w:type="dxa"/>
           </w:tcPr>
-          <w:p/>
-        </w:tc>
-        <w:tc>
-          <w:tcPr>
-            <w:tcW w:w="3115" w:type="dxa"/>
-          </w:tcPr>
-          <w:p/>
-        </w:tc>
-      </w:tr>
-      <w:tr>
-        <w:tc>
-          <w:tcPr>
-            <w:tcW w:w="3115" w:type="dxa"/>
-          </w:tcPr>
-          <w:p>
-            <w:r>
+          <w:p>
+            <w:pPr>
+              <w:rPr>
+                <w:sz w:val="24"/>
+                <w:szCs w:val="24"/>
+              </w:rPr>
+            </w:pPr>
+          </w:p>
+        </w:tc>
+        <w:tc>
+          <w:tcPr>
+            <w:tcW w:w="3115" w:type="dxa"/>
+          </w:tcPr>
+          <w:p>
+            <w:pPr>
+              <w:rPr>
+                <w:sz w:val="24"/>
+                <w:szCs w:val="24"/>
+              </w:rPr>
+            </w:pPr>
+          </w:p>
+        </w:tc>
+      </w:tr>
+      <w:tr>
+        <w:tc>
+          <w:tcPr>
+            <w:tcW w:w="3115" w:type="dxa"/>
+          </w:tcPr>
+          <w:p>
+            <w:pPr>
+              <w:rPr>
+                <w:sz w:val="24"/>
+                <w:szCs w:val="24"/>
+              </w:rPr>
+            </w:pPr>
+            <w:r>
+              <w:rPr>
+                <w:sz w:val="24"/>
+                <w:szCs w:val="24"/>
+              </w:rPr>
               <w:t xml:space="preserve">Система учета материально-технического обеспечения и кадров организации </w:t>
             </w:r>
             <w:r>
               <w:rPr>
+                <w:sz w:val="24"/>
+                <w:szCs w:val="24"/>
                 <w:lang w:val="en-US"/>
               </w:rPr>
               <w:t>X</w:t>
@@ -292,22 +496,46 @@
           <w:tcPr>
             <w:tcW w:w="3115" w:type="dxa"/>
           </w:tcPr>
-          <w:p/>
-        </w:tc>
-        <w:tc>
-          <w:tcPr>
-            <w:tcW w:w="3115" w:type="dxa"/>
-          </w:tcPr>
-          <w:p/>
-        </w:tc>
-      </w:tr>
-      <w:tr>
-        <w:tc>
-          <w:tcPr>
-            <w:tcW w:w="3115" w:type="dxa"/>
-          </w:tcPr>
-          <w:p>
-            <w:r>
+          <w:p>
+            <w:pPr>
+              <w:rPr>
+                <w:sz w:val="24"/>
+                <w:szCs w:val="24"/>
+              </w:rPr>
+            </w:pPr>
+          </w:p>
+        </w:tc>
+        <w:tc>
+          <w:tcPr>
+            <w:tcW w:w="3115" w:type="dxa"/>
+          </w:tcPr>
+          <w:p>
+            <w:pPr>
+              <w:rPr>
+                <w:sz w:val="24"/>
+                <w:szCs w:val="24"/>
+              </w:rPr>
+            </w:pPr>
+          </w:p>
+        </w:tc>
+      </w:tr>
+      <w:tr>
+        <w:tc>
+          <w:tcPr>
+            <w:tcW w:w="3115" w:type="dxa"/>
+          </w:tcPr>
+          <w:p>
+            <w:pPr>
+              <w:rPr>
+                <w:sz w:val="24"/>
+                <w:szCs w:val="24"/>
+              </w:rPr>
+            </w:pPr>
+            <w:r>
+              <w:rPr>
+                <w:sz w:val="24"/>
+                <w:szCs w:val="24"/>
+              </w:rPr>
               <w:t>Приёмная комиссия</w:t>
             </w:r>
           </w:p>
@@ -316,22 +544,46 @@
           <w:tcPr>
             <w:tcW w:w="3115" w:type="dxa"/>
           </w:tcPr>
-          <w:p/>
-        </w:tc>
-        <w:tc>
-          <w:tcPr>
-            <w:tcW w:w="3115" w:type="dxa"/>
-          </w:tcPr>
-          <w:p/>
-        </w:tc>
-      </w:tr>
-      <w:tr>
-        <w:tc>
-          <w:tcPr>
-            <w:tcW w:w="3115" w:type="dxa"/>
-          </w:tcPr>
-          <w:p>
-            <w:r>
+          <w:p>
+            <w:pPr>
+              <w:rPr>
+                <w:sz w:val="24"/>
+                <w:szCs w:val="24"/>
+              </w:rPr>
+            </w:pPr>
+          </w:p>
+        </w:tc>
+        <w:tc>
+          <w:tcPr>
+            <w:tcW w:w="3115" w:type="dxa"/>
+          </w:tcPr>
+          <w:p>
+            <w:pPr>
+              <w:rPr>
+                <w:sz w:val="24"/>
+                <w:szCs w:val="24"/>
+              </w:rPr>
+            </w:pPr>
+          </w:p>
+        </w:tc>
+      </w:tr>
+      <w:tr>
+        <w:tc>
+          <w:tcPr>
+            <w:tcW w:w="3115" w:type="dxa"/>
+          </w:tcPr>
+          <w:p>
+            <w:pPr>
+              <w:rPr>
+                <w:sz w:val="24"/>
+                <w:szCs w:val="24"/>
+              </w:rPr>
+            </w:pPr>
+            <w:r>
+              <w:rPr>
+                <w:sz w:val="24"/>
+                <w:szCs w:val="24"/>
+              </w:rPr>
               <w:t>Интернет-магазин</w:t>
             </w:r>
           </w:p>
@@ -340,31 +592,53 @@
           <w:tcPr>
             <w:tcW w:w="3115" w:type="dxa"/>
           </w:tcPr>
-          <w:p/>
-        </w:tc>
-        <w:tc>
-          <w:tcPr>
-            <w:tcW w:w="3115" w:type="dxa"/>
-          </w:tcPr>
-          <w:p/>
-        </w:tc>
-      </w:tr>
-      <w:tr>
-        <w:tc>
-          <w:tcPr>
-            <w:tcW w:w="3115" w:type="dxa"/>
-          </w:tcPr>
-          <w:p>
-            <w:pPr>
-              <w:rPr>
+          <w:p>
+            <w:pPr>
+              <w:rPr>
+                <w:sz w:val="24"/>
+                <w:szCs w:val="24"/>
+              </w:rPr>
+            </w:pPr>
+          </w:p>
+        </w:tc>
+        <w:tc>
+          <w:tcPr>
+            <w:tcW w:w="3115" w:type="dxa"/>
+          </w:tcPr>
+          <w:p>
+            <w:pPr>
+              <w:rPr>
+                <w:sz w:val="24"/>
+                <w:szCs w:val="24"/>
+              </w:rPr>
+            </w:pPr>
+          </w:p>
+        </w:tc>
+      </w:tr>
+      <w:tr>
+        <w:tc>
+          <w:tcPr>
+            <w:tcW w:w="3115" w:type="dxa"/>
+          </w:tcPr>
+          <w:p>
+            <w:pPr>
+              <w:rPr>
+                <w:sz w:val="24"/>
+                <w:szCs w:val="24"/>
                 <w:lang w:val="en-US"/>
               </w:rPr>
             </w:pPr>
             <w:r>
+              <w:rPr>
+                <w:sz w:val="24"/>
+                <w:szCs w:val="24"/>
+              </w:rPr>
               <w:t>Больница</w:t>
             </w:r>
             <w:r>
               <w:rPr>
+                <w:sz w:val="24"/>
+                <w:szCs w:val="24"/>
                 <w:lang w:val="en-US"/>
               </w:rPr>
               <w:t xml:space="preserve"> </w:t>
@@ -375,31 +649,53 @@
           <w:tcPr>
             <w:tcW w:w="3115" w:type="dxa"/>
           </w:tcPr>
-          <w:p/>
-        </w:tc>
-        <w:tc>
-          <w:tcPr>
-            <w:tcW w:w="3115" w:type="dxa"/>
-          </w:tcPr>
-          <w:p/>
-        </w:tc>
-      </w:tr>
-      <w:tr>
-        <w:tc>
-          <w:tcPr>
-            <w:tcW w:w="3115" w:type="dxa"/>
-          </w:tcPr>
-          <w:p>
-            <w:pPr>
-              <w:rPr>
+          <w:p>
+            <w:pPr>
+              <w:rPr>
+                <w:sz w:val="24"/>
+                <w:szCs w:val="24"/>
+              </w:rPr>
+            </w:pPr>
+          </w:p>
+        </w:tc>
+        <w:tc>
+          <w:tcPr>
+            <w:tcW w:w="3115" w:type="dxa"/>
+          </w:tcPr>
+          <w:p>
+            <w:pPr>
+              <w:rPr>
+                <w:sz w:val="24"/>
+                <w:szCs w:val="24"/>
+              </w:rPr>
+            </w:pPr>
+          </w:p>
+        </w:tc>
+      </w:tr>
+      <w:tr>
+        <w:tc>
+          <w:tcPr>
+            <w:tcW w:w="3115" w:type="dxa"/>
+          </w:tcPr>
+          <w:p>
+            <w:pPr>
+              <w:rPr>
+                <w:sz w:val="24"/>
+                <w:szCs w:val="24"/>
                 <w:lang w:val="en-US"/>
               </w:rPr>
             </w:pPr>
             <w:r>
+              <w:rPr>
+                <w:sz w:val="24"/>
+                <w:szCs w:val="24"/>
+              </w:rPr>
               <w:t>Салон красоты (</w:t>
             </w:r>
             <w:r>
               <w:rPr>
+                <w:sz w:val="24"/>
+                <w:szCs w:val="24"/>
                 <w:lang w:val="en-US"/>
               </w:rPr>
               <w:t>web)</w:t>
@@ -411,7 +707,17 @@
             <w:tcW w:w="3115" w:type="dxa"/>
           </w:tcPr>
           <w:p>
-            <w:r>
+            <w:pPr>
+              <w:rPr>
+                <w:sz w:val="24"/>
+                <w:szCs w:val="24"/>
+              </w:rPr>
+            </w:pPr>
+            <w:r>
+              <w:rPr>
+                <w:sz w:val="24"/>
+                <w:szCs w:val="24"/>
+              </w:rPr>
               <w:t>Кулешова</w:t>
             </w:r>
           </w:p>
@@ -421,7 +727,17 @@
             <w:tcW w:w="3115" w:type="dxa"/>
           </w:tcPr>
           <w:p>
-            <w:r>
+            <w:pPr>
+              <w:rPr>
+                <w:sz w:val="24"/>
+                <w:szCs w:val="24"/>
+              </w:rPr>
+            </w:pPr>
+            <w:r>
+              <w:rPr>
+                <w:sz w:val="24"/>
+                <w:szCs w:val="24"/>
+              </w:rPr>
               <w:t>https://github.com/kirakuleschova-coder/-Beauty_Salon</w:t>
             </w:r>
           </w:p>
@@ -433,7 +749,17 @@
             <w:tcW w:w="3115" w:type="dxa"/>
           </w:tcPr>
           <w:p>
-            <w:r>
+            <w:pPr>
+              <w:rPr>
+                <w:sz w:val="24"/>
+                <w:szCs w:val="24"/>
+              </w:rPr>
+            </w:pPr>
+            <w:r>
+              <w:rPr>
+                <w:sz w:val="24"/>
+                <w:szCs w:val="24"/>
+              </w:rPr>
               <w:t>Салон мобильных телефонов</w:t>
             </w:r>
           </w:p>
@@ -442,22 +768,46 @@
           <w:tcPr>
             <w:tcW w:w="3115" w:type="dxa"/>
           </w:tcPr>
-          <w:p/>
-        </w:tc>
-        <w:tc>
-          <w:tcPr>
-            <w:tcW w:w="3115" w:type="dxa"/>
-          </w:tcPr>
-          <w:p/>
-        </w:tc>
-      </w:tr>
-      <w:tr>
-        <w:tc>
-          <w:tcPr>
-            <w:tcW w:w="3115" w:type="dxa"/>
-          </w:tcPr>
-          <w:p>
-            <w:r>
+          <w:p>
+            <w:pPr>
+              <w:rPr>
+                <w:sz w:val="24"/>
+                <w:szCs w:val="24"/>
+              </w:rPr>
+            </w:pPr>
+          </w:p>
+        </w:tc>
+        <w:tc>
+          <w:tcPr>
+            <w:tcW w:w="3115" w:type="dxa"/>
+          </w:tcPr>
+          <w:p>
+            <w:pPr>
+              <w:rPr>
+                <w:sz w:val="24"/>
+                <w:szCs w:val="24"/>
+              </w:rPr>
+            </w:pPr>
+          </w:p>
+        </w:tc>
+      </w:tr>
+      <w:tr>
+        <w:tc>
+          <w:tcPr>
+            <w:tcW w:w="3115" w:type="dxa"/>
+          </w:tcPr>
+          <w:p>
+            <w:pPr>
+              <w:rPr>
+                <w:sz w:val="24"/>
+                <w:szCs w:val="24"/>
+              </w:rPr>
+            </w:pPr>
+            <w:r>
+              <w:rPr>
+                <w:sz w:val="24"/>
+                <w:szCs w:val="24"/>
+              </w:rPr>
               <w:t>Управление товарными запасами</w:t>
             </w:r>
           </w:p>
@@ -466,22 +816,46 @@
           <w:tcPr>
             <w:tcW w:w="3115" w:type="dxa"/>
           </w:tcPr>
-          <w:p/>
-        </w:tc>
-        <w:tc>
-          <w:tcPr>
-            <w:tcW w:w="3115" w:type="dxa"/>
-          </w:tcPr>
-          <w:p/>
-        </w:tc>
-      </w:tr>
-      <w:tr>
-        <w:tc>
-          <w:tcPr>
-            <w:tcW w:w="3115" w:type="dxa"/>
-          </w:tcPr>
-          <w:p>
-            <w:r>
+          <w:p>
+            <w:pPr>
+              <w:rPr>
+                <w:sz w:val="24"/>
+                <w:szCs w:val="24"/>
+              </w:rPr>
+            </w:pPr>
+          </w:p>
+        </w:tc>
+        <w:tc>
+          <w:tcPr>
+            <w:tcW w:w="3115" w:type="dxa"/>
+          </w:tcPr>
+          <w:p>
+            <w:pPr>
+              <w:rPr>
+                <w:sz w:val="24"/>
+                <w:szCs w:val="24"/>
+              </w:rPr>
+            </w:pPr>
+          </w:p>
+        </w:tc>
+      </w:tr>
+      <w:tr>
+        <w:tc>
+          <w:tcPr>
+            <w:tcW w:w="3115" w:type="dxa"/>
+          </w:tcPr>
+          <w:p>
+            <w:pPr>
+              <w:rPr>
+                <w:sz w:val="24"/>
+                <w:szCs w:val="24"/>
+              </w:rPr>
+            </w:pPr>
+            <w:r>
+              <w:rPr>
+                <w:sz w:val="24"/>
+                <w:szCs w:val="24"/>
+              </w:rPr>
               <w:t>Розничный магазин</w:t>
             </w:r>
           </w:p>
@@ -491,12 +865,26 @@
             <w:tcW w:w="3115" w:type="dxa"/>
           </w:tcPr>
           <w:p>
+            <w:pPr>
+              <w:rPr>
+                <w:sz w:val="24"/>
+                <w:szCs w:val="24"/>
+              </w:rPr>
+            </w:pPr>
             <w:proofErr w:type="spellStart"/>
             <w:r>
+              <w:rPr>
+                <w:sz w:val="24"/>
+                <w:szCs w:val="24"/>
+              </w:rPr>
               <w:t>Гавриш</w:t>
             </w:r>
             <w:proofErr w:type="spellEnd"/>
             <w:r>
+              <w:rPr>
+                <w:sz w:val="24"/>
+                <w:szCs w:val="24"/>
+              </w:rPr>
               <w:t xml:space="preserve"> (продукты питания)</w:t>
             </w:r>
           </w:p>
@@ -505,16 +893,33 @@
           <w:tcPr>
             <w:tcW w:w="3115" w:type="dxa"/>
           </w:tcPr>
-          <w:p/>
-        </w:tc>
-      </w:tr>
-      <w:tr>
-        <w:tc>
-          <w:tcPr>
-            <w:tcW w:w="3115" w:type="dxa"/>
-          </w:tcPr>
-          <w:p>
-            <w:r>
+          <w:p>
+            <w:pPr>
+              <w:rPr>
+                <w:sz w:val="24"/>
+                <w:szCs w:val="24"/>
+              </w:rPr>
+            </w:pPr>
+          </w:p>
+        </w:tc>
+      </w:tr>
+      <w:tr>
+        <w:tc>
+          <w:tcPr>
+            <w:tcW w:w="3115" w:type="dxa"/>
+          </w:tcPr>
+          <w:p>
+            <w:pPr>
+              <w:rPr>
+                <w:sz w:val="24"/>
+                <w:szCs w:val="24"/>
+              </w:rPr>
+            </w:pPr>
+            <w:r>
+              <w:rPr>
+                <w:sz w:val="24"/>
+                <w:szCs w:val="24"/>
+              </w:rPr>
               <w:t>Изучение азбуки Морзе</w:t>
             </w:r>
           </w:p>
@@ -523,22 +928,46 @@
           <w:tcPr>
             <w:tcW w:w="3115" w:type="dxa"/>
           </w:tcPr>
-          <w:p/>
-        </w:tc>
-        <w:tc>
-          <w:tcPr>
-            <w:tcW w:w="3115" w:type="dxa"/>
-          </w:tcPr>
-          <w:p/>
-        </w:tc>
-      </w:tr>
-      <w:tr>
-        <w:tc>
-          <w:tcPr>
-            <w:tcW w:w="3115" w:type="dxa"/>
-          </w:tcPr>
-          <w:p>
-            <w:r>
+          <w:p>
+            <w:pPr>
+              <w:rPr>
+                <w:sz w:val="24"/>
+                <w:szCs w:val="24"/>
+              </w:rPr>
+            </w:pPr>
+          </w:p>
+        </w:tc>
+        <w:tc>
+          <w:tcPr>
+            <w:tcW w:w="3115" w:type="dxa"/>
+          </w:tcPr>
+          <w:p>
+            <w:pPr>
+              <w:rPr>
+                <w:sz w:val="24"/>
+                <w:szCs w:val="24"/>
+              </w:rPr>
+            </w:pPr>
+          </w:p>
+        </w:tc>
+      </w:tr>
+      <w:tr>
+        <w:tc>
+          <w:tcPr>
+            <w:tcW w:w="3115" w:type="dxa"/>
+          </w:tcPr>
+          <w:p>
+            <w:pPr>
+              <w:rPr>
+                <w:sz w:val="24"/>
+                <w:szCs w:val="24"/>
+              </w:rPr>
+            </w:pPr>
+            <w:r>
+              <w:rPr>
+                <w:sz w:val="24"/>
+                <w:szCs w:val="24"/>
+              </w:rPr>
               <w:t>Учебная часть</w:t>
             </w:r>
           </w:p>
@@ -547,22 +976,46 @@
           <w:tcPr>
             <w:tcW w:w="3115" w:type="dxa"/>
           </w:tcPr>
-          <w:p/>
-        </w:tc>
-        <w:tc>
-          <w:tcPr>
-            <w:tcW w:w="3115" w:type="dxa"/>
-          </w:tcPr>
-          <w:p/>
-        </w:tc>
-      </w:tr>
-      <w:tr>
-        <w:tc>
-          <w:tcPr>
-            <w:tcW w:w="3115" w:type="dxa"/>
-          </w:tcPr>
-          <w:p>
-            <w:r>
+          <w:p>
+            <w:pPr>
+              <w:rPr>
+                <w:sz w:val="24"/>
+                <w:szCs w:val="24"/>
+              </w:rPr>
+            </w:pPr>
+          </w:p>
+        </w:tc>
+        <w:tc>
+          <w:tcPr>
+            <w:tcW w:w="3115" w:type="dxa"/>
+          </w:tcPr>
+          <w:p>
+            <w:pPr>
+              <w:rPr>
+                <w:sz w:val="24"/>
+                <w:szCs w:val="24"/>
+              </w:rPr>
+            </w:pPr>
+          </w:p>
+        </w:tc>
+      </w:tr>
+      <w:tr>
+        <w:tc>
+          <w:tcPr>
+            <w:tcW w:w="3115" w:type="dxa"/>
+          </w:tcPr>
+          <w:p>
+            <w:pPr>
+              <w:rPr>
+                <w:sz w:val="24"/>
+                <w:szCs w:val="24"/>
+              </w:rPr>
+            </w:pPr>
+            <w:r>
+              <w:rPr>
+                <w:sz w:val="24"/>
+                <w:szCs w:val="24"/>
+              </w:rPr>
               <w:t>Пожарная часть</w:t>
             </w:r>
           </w:p>
@@ -571,22 +1024,46 @@
           <w:tcPr>
             <w:tcW w:w="3115" w:type="dxa"/>
           </w:tcPr>
-          <w:p/>
-        </w:tc>
-        <w:tc>
-          <w:tcPr>
-            <w:tcW w:w="3115" w:type="dxa"/>
-          </w:tcPr>
-          <w:p/>
-        </w:tc>
-      </w:tr>
-      <w:tr>
-        <w:tc>
-          <w:tcPr>
-            <w:tcW w:w="3115" w:type="dxa"/>
-          </w:tcPr>
-          <w:p>
-            <w:r>
+          <w:p>
+            <w:pPr>
+              <w:rPr>
+                <w:sz w:val="24"/>
+                <w:szCs w:val="24"/>
+              </w:rPr>
+            </w:pPr>
+          </w:p>
+        </w:tc>
+        <w:tc>
+          <w:tcPr>
+            <w:tcW w:w="3115" w:type="dxa"/>
+          </w:tcPr>
+          <w:p>
+            <w:pPr>
+              <w:rPr>
+                <w:sz w:val="24"/>
+                <w:szCs w:val="24"/>
+              </w:rPr>
+            </w:pPr>
+          </w:p>
+        </w:tc>
+      </w:tr>
+      <w:tr>
+        <w:tc>
+          <w:tcPr>
+            <w:tcW w:w="3115" w:type="dxa"/>
+          </w:tcPr>
+          <w:p>
+            <w:pPr>
+              <w:rPr>
+                <w:sz w:val="24"/>
+                <w:szCs w:val="24"/>
+              </w:rPr>
+            </w:pPr>
+            <w:r>
+              <w:rPr>
+                <w:sz w:val="24"/>
+                <w:szCs w:val="24"/>
+              </w:rPr>
               <w:t>Склад, продажи, производство (Завод «Марс»)</w:t>
             </w:r>
           </w:p>
@@ -596,12 +1073,26 @@
             <w:tcW w:w="3115" w:type="dxa"/>
           </w:tcPr>
           <w:p>
+            <w:pPr>
+              <w:rPr>
+                <w:sz w:val="24"/>
+                <w:szCs w:val="24"/>
+              </w:rPr>
+            </w:pPr>
             <w:proofErr w:type="spellStart"/>
             <w:r>
+              <w:rPr>
+                <w:sz w:val="24"/>
+                <w:szCs w:val="24"/>
+              </w:rPr>
               <w:t>Кувалдаев</w:t>
             </w:r>
             <w:proofErr w:type="spellEnd"/>
             <w:r>
+              <w:rPr>
+                <w:sz w:val="24"/>
+                <w:szCs w:val="24"/>
+              </w:rPr>
               <w:t>, Рыжов</w:t>
             </w:r>
           </w:p>
@@ -611,21 +1102,39 @@
             <w:tcW w:w="3115" w:type="dxa"/>
           </w:tcPr>
           <w:p>
-            <w:r>
+            <w:pPr>
+              <w:rPr>
+                <w:sz w:val="24"/>
+                <w:szCs w:val="24"/>
+              </w:rPr>
+            </w:pPr>
+            <w:r>
+              <w:rPr>
+                <w:sz w:val="24"/>
+                <w:szCs w:val="24"/>
+              </w:rPr>
               <w:t>https://github.com/qwizza/UP01_Mars</w:t>
             </w:r>
           </w:p>
         </w:tc>
-        <w:bookmarkStart w:id="0" w:name="_GoBack"/>
-        <w:bookmarkEnd w:id="0"/>
-      </w:tr>
-      <w:tr>
-        <w:tc>
-          <w:tcPr>
-            <w:tcW w:w="3115" w:type="dxa"/>
-          </w:tcPr>
-          <w:p>
-            <w:r>
+      </w:tr>
+      <w:tr>
+        <w:tc>
+          <w:tcPr>
+            <w:tcW w:w="3115" w:type="dxa"/>
+          </w:tcPr>
+          <w:p>
+            <w:pPr>
+              <w:rPr>
+                <w:sz w:val="24"/>
+                <w:szCs w:val="24"/>
+              </w:rPr>
+            </w:pPr>
+            <w:r>
+              <w:rPr>
+                <w:sz w:val="24"/>
+                <w:szCs w:val="24"/>
+              </w:rPr>
               <w:t>Компьютерный клуб</w:t>
             </w:r>
           </w:p>
@@ -635,7 +1144,17 @@
             <w:tcW w:w="3115" w:type="dxa"/>
           </w:tcPr>
           <w:p>
-            <w:r>
+            <w:pPr>
+              <w:rPr>
+                <w:sz w:val="24"/>
+                <w:szCs w:val="24"/>
+              </w:rPr>
+            </w:pPr>
+            <w:r>
+              <w:rPr>
+                <w:sz w:val="24"/>
+                <w:szCs w:val="24"/>
+              </w:rPr>
               <w:t>Барсаков, Воскресенский</w:t>
             </w:r>
           </w:p>
@@ -645,11 +1164,19 @@
             <w:tcW w:w="3115" w:type="dxa"/>
           </w:tcPr>
           <w:p>
+            <w:pPr>
+              <w:rPr>
+                <w:sz w:val="24"/>
+                <w:szCs w:val="24"/>
+              </w:rPr>
+            </w:pPr>
             <w:hyperlink r:id="rId4" w:history="1">
               <w:proofErr w:type="spellStart"/>
               <w:r>
                 <w:rPr>
                   <w:rStyle w:val="a4"/>
+                  <w:sz w:val="24"/>
+                  <w:szCs w:val="24"/>
                 </w:rPr>
                 <w:t>cigerf</w:t>
               </w:r>
@@ -657,6 +1184,8 @@
               <w:r>
                 <w:rPr>
                   <w:rStyle w:val="a4"/>
+                  <w:sz w:val="24"/>
+                  <w:szCs w:val="24"/>
                 </w:rPr>
                 <w:t>/</w:t>
               </w:r>
@@ -664,6 +1193,8 @@
               <w:r>
                 <w:rPr>
                   <w:rStyle w:val="a4"/>
+                  <w:sz w:val="24"/>
+                  <w:szCs w:val="24"/>
                 </w:rPr>
                 <w:t>ComputerClub</w:t>
               </w:r>
@@ -678,7 +1209,17 @@
             <w:tcW w:w="3115" w:type="dxa"/>
           </w:tcPr>
           <w:p>
-            <w:r>
+            <w:pPr>
+              <w:rPr>
+                <w:sz w:val="24"/>
+                <w:szCs w:val="24"/>
+              </w:rPr>
+            </w:pPr>
+            <w:r>
+              <w:rPr>
+                <w:sz w:val="24"/>
+                <w:szCs w:val="24"/>
+              </w:rPr>
               <w:t>Каршеринг</w:t>
             </w:r>
           </w:p>
@@ -688,7 +1229,17 @@
             <w:tcW w:w="3115" w:type="dxa"/>
           </w:tcPr>
           <w:p>
-            <w:r>
+            <w:pPr>
+              <w:rPr>
+                <w:sz w:val="24"/>
+                <w:szCs w:val="24"/>
+              </w:rPr>
+            </w:pPr>
+            <w:r>
+              <w:rPr>
+                <w:sz w:val="24"/>
+                <w:szCs w:val="24"/>
+              </w:rPr>
               <w:t>Андрианов, Смирнов</w:t>
             </w:r>
           </w:p>
@@ -698,10 +1249,18 @@
             <w:tcW w:w="3115" w:type="dxa"/>
           </w:tcPr>
           <w:p>
+            <w:pPr>
+              <w:rPr>
+                <w:sz w:val="24"/>
+                <w:szCs w:val="24"/>
+              </w:rPr>
+            </w:pPr>
             <w:hyperlink r:id="rId5" w:history="1">
               <w:r>
                 <w:rPr>
                   <w:rStyle w:val="a4"/>
+                  <w:sz w:val="24"/>
+                  <w:szCs w:val="24"/>
                 </w:rPr>
                 <w:t>vlad463-ai/</w:t>
               </w:r>
@@ -709,6 +1268,8 @@
               <w:r>
                 <w:rPr>
                   <w:rStyle w:val="a4"/>
+                  <w:sz w:val="24"/>
+                  <w:szCs w:val="24"/>
                 </w:rPr>
                 <w:t>carsharing</w:t>
               </w:r>
@@ -716,6 +1277,8 @@
               <w:r>
                 <w:rPr>
                   <w:rStyle w:val="a4"/>
+                  <w:sz w:val="24"/>
+                  <w:szCs w:val="24"/>
                 </w:rPr>
                 <w:t>: Общий проект Андрианова и Смирнова</w:t>
               </w:r>
@@ -729,7 +1292,17 @@
             <w:tcW w:w="3115" w:type="dxa"/>
           </w:tcPr>
           <w:p>
-            <w:r>
+            <w:pPr>
+              <w:rPr>
+                <w:sz w:val="24"/>
+                <w:szCs w:val="24"/>
+              </w:rPr>
+            </w:pPr>
+            <w:r>
+              <w:rPr>
+                <w:sz w:val="24"/>
+                <w:szCs w:val="24"/>
+              </w:rPr>
               <w:t>Интернет-магазин «Все для сада»</w:t>
             </w:r>
           </w:p>
@@ -739,13 +1312,31 @@
             <w:tcW w:w="3115" w:type="dxa"/>
           </w:tcPr>
           <w:p>
-            <w:r>
+            <w:pPr>
+              <w:rPr>
+                <w:sz w:val="24"/>
+                <w:szCs w:val="24"/>
+              </w:rPr>
+            </w:pPr>
+            <w:r>
+              <w:rPr>
+                <w:sz w:val="24"/>
+                <w:szCs w:val="24"/>
+              </w:rPr>
               <w:t>Бер</w:t>
             </w:r>
             <w:r>
+              <w:rPr>
+                <w:sz w:val="24"/>
+                <w:szCs w:val="24"/>
+              </w:rPr>
               <w:t>ё</w:t>
             </w:r>
             <w:r>
+              <w:rPr>
+                <w:sz w:val="24"/>
+                <w:szCs w:val="24"/>
+              </w:rPr>
               <w:t>зкин</w:t>
             </w:r>
           </w:p>
@@ -755,7 +1346,17 @@
             <w:tcW w:w="3115" w:type="dxa"/>
           </w:tcPr>
           <w:p>
-            <w:r>
+            <w:pPr>
+              <w:rPr>
+                <w:sz w:val="24"/>
+                <w:szCs w:val="24"/>
+              </w:rPr>
+            </w:pPr>
+            <w:r>
+              <w:rPr>
+                <w:sz w:val="24"/>
+                <w:szCs w:val="24"/>
+              </w:rPr>
               <w:t>https://github.com/EgorBerezkin/GardenStore</w:t>
             </w:r>
           </w:p>
@@ -767,7 +1368,17 @@
             <w:tcW w:w="3115" w:type="dxa"/>
           </w:tcPr>
           <w:p>
-            <w:r>
+            <w:pPr>
+              <w:rPr>
+                <w:sz w:val="24"/>
+                <w:szCs w:val="24"/>
+              </w:rPr>
+            </w:pPr>
+            <w:r>
+              <w:rPr>
+                <w:sz w:val="24"/>
+                <w:szCs w:val="24"/>
+              </w:rPr>
               <w:t>Приют бездомных животных</w:t>
             </w:r>
           </w:p>
@@ -777,10 +1388,24 @@
             <w:tcW w:w="3115" w:type="dxa"/>
           </w:tcPr>
           <w:p>
-            <w:r>
+            <w:pPr>
+              <w:rPr>
+                <w:sz w:val="24"/>
+                <w:szCs w:val="24"/>
+              </w:rPr>
+            </w:pPr>
+            <w:r>
+              <w:rPr>
+                <w:sz w:val="24"/>
+                <w:szCs w:val="24"/>
+              </w:rPr>
               <w:t>Соловьева</w:t>
             </w:r>
             <w:r>
+              <w:rPr>
+                <w:sz w:val="24"/>
+                <w:szCs w:val="24"/>
+              </w:rPr>
               <w:t>, Сафонова</w:t>
             </w:r>
           </w:p>
@@ -790,11 +1415,19 @@
             <w:tcW w:w="3115" w:type="dxa"/>
           </w:tcPr>
           <w:p>
+            <w:pPr>
+              <w:rPr>
+                <w:sz w:val="24"/>
+                <w:szCs w:val="24"/>
+              </w:rPr>
+            </w:pPr>
             <w:hyperlink r:id="rId6" w:history="1">
               <w:proofErr w:type="spellStart"/>
               <w:r>
                 <w:rPr>
                   <w:rStyle w:val="a4"/>
+                  <w:sz w:val="24"/>
+                  <w:szCs w:val="24"/>
                 </w:rPr>
                 <w:t>qwlsol</w:t>
               </w:r>
@@ -802,6 +1435,8 @@
               <w:r>
                 <w:rPr>
                   <w:rStyle w:val="a4"/>
+                  <w:sz w:val="24"/>
+                  <w:szCs w:val="24"/>
                 </w:rPr>
                 <w:t>/</w:t>
               </w:r>
@@ -809,6 +1444,8 @@
               <w:r>
                 <w:rPr>
                   <w:rStyle w:val="a4"/>
+                  <w:sz w:val="24"/>
+                  <w:szCs w:val="24"/>
                 </w:rPr>
                 <w:t>ShelterForHomelessAnimals</w:t>
               </w:r>
@@ -823,17 +1460,47 @@
             <w:tcW w:w="3115" w:type="dxa"/>
           </w:tcPr>
           <w:p>
-            <w:r>
-              <w:t>Система тестирования и оценки знаний обучающихся</w:t>
-            </w:r>
-          </w:p>
-        </w:tc>
-        <w:tc>
-          <w:tcPr>
-            <w:tcW w:w="3115" w:type="dxa"/>
-          </w:tcPr>
-          <w:p>
-            <w:r>
+            <w:pPr>
+              <w:rPr>
+                <w:sz w:val="24"/>
+                <w:szCs w:val="24"/>
+              </w:rPr>
+            </w:pPr>
+            <w:r>
+              <w:rPr>
+                <w:sz w:val="24"/>
+                <w:szCs w:val="24"/>
+              </w:rPr>
+              <w:lastRenderedPageBreak/>
+              <w:t xml:space="preserve">Виртуальные экскурсии по </w:t>
+            </w:r>
+            <w:bookmarkStart w:id="0" w:name="_GoBack"/>
+            <w:bookmarkEnd w:id="0"/>
+            <w:r>
+              <w:rPr>
+                <w:sz w:val="24"/>
+                <w:szCs w:val="24"/>
+              </w:rPr>
+              <w:t>Колледжу</w:t>
+            </w:r>
+          </w:p>
+        </w:tc>
+        <w:tc>
+          <w:tcPr>
+            <w:tcW w:w="3115" w:type="dxa"/>
+          </w:tcPr>
+          <w:p>
+            <w:pPr>
+              <w:rPr>
+                <w:sz w:val="24"/>
+                <w:szCs w:val="24"/>
+              </w:rPr>
+            </w:pPr>
+            <w:r>
+              <w:rPr>
+                <w:sz w:val="24"/>
+                <w:szCs w:val="24"/>
+              </w:rPr>
               <w:t>Зенченко, Алексеева</w:t>
             </w:r>
           </w:p>
@@ -842,16 +1509,33 @@
           <w:tcPr>
             <w:tcW w:w="3115" w:type="dxa"/>
           </w:tcPr>
-          <w:p/>
-        </w:tc>
-      </w:tr>
-      <w:tr>
-        <w:tc>
-          <w:tcPr>
-            <w:tcW w:w="3115" w:type="dxa"/>
-          </w:tcPr>
-          <w:p>
-            <w:r>
+          <w:p>
+            <w:pPr>
+              <w:rPr>
+                <w:sz w:val="24"/>
+                <w:szCs w:val="24"/>
+              </w:rPr>
+            </w:pPr>
+          </w:p>
+        </w:tc>
+      </w:tr>
+      <w:tr>
+        <w:tc>
+          <w:tcPr>
+            <w:tcW w:w="3115" w:type="dxa"/>
+          </w:tcPr>
+          <w:p>
+            <w:pPr>
+              <w:rPr>
+                <w:sz w:val="24"/>
+                <w:szCs w:val="24"/>
+              </w:rPr>
+            </w:pPr>
+            <w:r>
+              <w:rPr>
+                <w:sz w:val="24"/>
+                <w:szCs w:val="24"/>
+              </w:rPr>
               <w:t>Интернет-магазин брендовых кроссовок</w:t>
             </w:r>
           </w:p>
@@ -861,7 +1545,17 @@
             <w:tcW w:w="3115" w:type="dxa"/>
           </w:tcPr>
           <w:p>
-            <w:r>
+            <w:pPr>
+              <w:rPr>
+                <w:sz w:val="24"/>
+                <w:szCs w:val="24"/>
+              </w:rPr>
+            </w:pPr>
+            <w:r>
+              <w:rPr>
+                <w:sz w:val="24"/>
+                <w:szCs w:val="24"/>
+              </w:rPr>
               <w:t>Цветков, Крылов</w:t>
             </w:r>
           </w:p>
@@ -871,11 +1565,19 @@
             <w:tcW w:w="3115" w:type="dxa"/>
           </w:tcPr>
           <w:p>
+            <w:pPr>
+              <w:rPr>
+                <w:sz w:val="24"/>
+                <w:szCs w:val="24"/>
+              </w:rPr>
+            </w:pPr>
             <w:hyperlink r:id="rId7" w:history="1">
               <w:proofErr w:type="spellStart"/>
               <w:r>
                 <w:rPr>
                   <w:rStyle w:val="a4"/>
+                  <w:sz w:val="24"/>
+                  <w:szCs w:val="24"/>
                 </w:rPr>
                 <w:t>Viatlyyy</w:t>
               </w:r>
@@ -883,6 +1585,8 @@
               <w:r>
                 <w:rPr>
                   <w:rStyle w:val="a4"/>
+                  <w:sz w:val="24"/>
+                  <w:szCs w:val="24"/>
                 </w:rPr>
                 <w:t>/</w:t>
               </w:r>
@@ -890,6 +1594,8 @@
               <w:r>
                 <w:rPr>
                   <w:rStyle w:val="a4"/>
+                  <w:sz w:val="24"/>
+                  <w:szCs w:val="24"/>
                 </w:rPr>
                 <w:t>ROBINxBLOCK-ShoeStore</w:t>
               </w:r>
@@ -904,15 +1610,33 @@
             <w:tcW w:w="3115" w:type="dxa"/>
           </w:tcPr>
           <w:p>
-            <w:r>
+            <w:pPr>
+              <w:rPr>
+                <w:sz w:val="24"/>
+                <w:szCs w:val="24"/>
+              </w:rPr>
+            </w:pPr>
+            <w:r>
+              <w:rPr>
+                <w:sz w:val="24"/>
+                <w:szCs w:val="24"/>
+              </w:rPr>
               <w:t xml:space="preserve">Контроль технического состояния </w:t>
             </w:r>
             <w:proofErr w:type="spellStart"/>
             <w:r>
+              <w:rPr>
+                <w:sz w:val="24"/>
+                <w:szCs w:val="24"/>
+              </w:rPr>
               <w:t>Каршеринговых</w:t>
             </w:r>
             <w:proofErr w:type="spellEnd"/>
             <w:r>
+              <w:rPr>
+                <w:sz w:val="24"/>
+                <w:szCs w:val="24"/>
+              </w:rPr>
               <w:t xml:space="preserve"> авто</w:t>
             </w:r>
           </w:p>
@@ -922,12 +1646,26 @@
             <w:tcW w:w="3115" w:type="dxa"/>
           </w:tcPr>
           <w:p>
+            <w:pPr>
+              <w:rPr>
+                <w:sz w:val="24"/>
+                <w:szCs w:val="24"/>
+              </w:rPr>
+            </w:pPr>
             <w:proofErr w:type="spellStart"/>
             <w:r>
+              <w:rPr>
+                <w:sz w:val="24"/>
+                <w:szCs w:val="24"/>
+              </w:rPr>
               <w:t>Шамарин</w:t>
             </w:r>
             <w:proofErr w:type="spellEnd"/>
             <w:r>
+              <w:rPr>
+                <w:sz w:val="24"/>
+                <w:szCs w:val="24"/>
+              </w:rPr>
               <w:t>, Морозов</w:t>
             </w:r>
           </w:p>
@@ -937,10 +1675,18 @@
             <w:tcW w:w="3115" w:type="dxa"/>
           </w:tcPr>
           <w:p>
+            <w:pPr>
+              <w:rPr>
+                <w:sz w:val="24"/>
+                <w:szCs w:val="24"/>
+              </w:rPr>
+            </w:pPr>
             <w:hyperlink r:id="rId8" w:history="1">
               <w:r>
                 <w:rPr>
                   <w:rStyle w:val="a4"/>
+                  <w:sz w:val="24"/>
+                  <w:szCs w:val="24"/>
                 </w:rPr>
                 <w:t>Moroz07/</w:t>
               </w:r>
@@ -948,6 +1694,8 @@
               <w:r>
                 <w:rPr>
                   <w:rStyle w:val="a4"/>
+                  <w:sz w:val="24"/>
+                  <w:szCs w:val="24"/>
                 </w:rPr>
                 <w:t>Project_Control_StateCar</w:t>
               </w:r>
@@ -957,7 +1705,14 @@
         </w:tc>
       </w:tr>
     </w:tbl>
-    <w:p/>
+    <w:p>
+      <w:pPr>
+        <w:rPr>
+          <w:sz w:val="24"/>
+          <w:szCs w:val="24"/>
+        </w:rPr>
+      </w:pPr>
+    </w:p>
     <w:sectPr>
       <w:pgSz w:w="11906" w:h="16838"/>
       <w:pgMar w:top="1134" w:right="850" w:bottom="1134" w:left="1701" w:header="708" w:footer="708" w:gutter="0"/>
